--- a/atelier/atelier_128.docx
+++ b/atelier/atelier_128.docx
@@ -254,7 +254,7 @@
                 <w:b/>
                 <w:bCs/>
               </w:rPr>
-              <w:t xml:space="preserve">CI versionnée — consolide le « maintenu » : le .gitlab-ci.yml n’est plus seulement présent, il évolue sous revue comme tout code.</w:t>
+              <w:t xml:space="preserve">CI versionnée — consolide le « maintenu » : le.gitlab-ci.yml n’est plus seulement présent, il évolue sous revue comme tout code.</w:t>
             </w:r>
           </w:p>
         </w:tc>
@@ -364,7 +364,7 @@
                 <w:b w:val="false"/>
                 <w:bCs w:val="false"/>
               </w:rPr>
-              <w:t xml:space="preserve">La squad (Dev + Ops), écran partagé, .gitlab-ci.yml et flux de MR</w:t>
+              <w:t xml:space="preserve">La squad (Dev + Ops), écran partagé,.gitlab-ci.yml et flux de MR</w:t>
             </w:r>
           </w:p>
         </w:tc>
@@ -419,7 +419,7 @@
                 <w:b w:val="false"/>
                 <w:bCs w:val="false"/>
               </w:rPr>
-              <w:t xml:space="preserve">Atelier de pratique : appliquer la revue de code au .gitlab-ci.yml</w:t>
+              <w:t xml:space="preserve">Atelier de pratique : appliquer la revue de code au.gitlab-ci.yml</w:t>
             </w:r>
           </w:p>
         </w:tc>
@@ -474,7 +474,7 @@
                 <w:b w:val="false"/>
                 <w:bCs w:val="false"/>
               </w:rPr>
-              <w:t xml:space="preserve">Un .gitlab-ci.yml présent (#127)</w:t>
+              <w:t xml:space="preserve">Un.gitlab-ci.yml présent</w:t>
             </w:r>
           </w:p>
         </w:tc>
@@ -493,7 +493,7 @@
         <w:spacing w:after="120"/>
       </w:pPr>
       <w:r>
-        <w:t xml:space="preserve">Le .gitlab-ci.yml existe (#127), mais il est souvent traité comme un fichier à part : modifié à la va-vite, en direct, sans revue, par celui qui « s’y connaît en CI ». Résultat, il dérive — des bidouilles s’accumulent, personne ne sait vraiment ce qu’il fait, et une erreur dedans peut casser le pipeline de toute la squad sans qu’aucun œil ne l’ait relue. Le sujet de cet atelier est un changement de regard : le .gitlab-ci.yml EST du code, aussi critique que le reste — peut-être plus, car il gouverne la livraison. Il doit donc suivre les mêmes règles : modifié par MR (cf. H03), reviewé par un pair, jamais poussé en direct sur main. On applique à la CI la rigueur qu’on applique déjà au code applicatif.</w:t>
+        <w:t xml:space="preserve">Le.gitlab-ci.yml existe, mais il est souvent traité comme un fichier à part : modifié à la va-vite, en direct, sans revue, par celui qui « s’y connaît en CI ». Résultat, il dérive — des bidouilles s’accumulent, personne ne sait vraiment ce qu’il fait, et une erreur dedans peut casser le pipeline de toute la squad sans qu’aucun œil ne l’ait relue. Le sujet de cet atelier est un changement de regard : le.gitlab-ci.yml EST du code, aussi critique que le reste — peut-être plus, car il gouverne la livraison. Il doit donc suivre les mêmes règles : modifié par MR (cf. H03), reviewé par un pair, jamais poussé en direct sur main. On applique à la CI la rigueur qu’on applique déjà au code applicatif.</w:t>
       </w:r>
     </w:p>
     <w:p>
@@ -514,46 +514,46 @@
         <w:spacing w:after="80"/>
       </w:pPr>
       <w:r>
-        <w:t xml:space="preserve">Le .gitlab-ci.yml est du code critique : il gouverne comment le projet se construit, se teste et se déploie. Une erreur dedans casse le pipeline de toute la squad, ou pire, déploie mal. Il mérite donc au moins autant de soin que le code applicatif — le reviewer n’est pas du zèle, c’est de la prudence proportionnée à son pouvoir.</w:t>
-      </w:r>
-    </w:p>
-    <w:p>
-      <w:pPr>
-        <w:pStyle w:val="ListParagraph"/>
-        <w:numPr>
-          <w:ilvl w:val="0"/>
-          <w:numId w:val="2"/>
-        </w:numPr>
-        <w:spacing w:after="80"/>
-      </w:pPr>
-      <w:r>
-        <w:t xml:space="preserve">Modifié en direct, il dérive et devient illisible : sans MR ni revue, le .gitlab-ci.yml accumule des bidouilles non documentées, comprises de personne. Le passer par MR rend chaque changement visible, expliqué, validé — la CI reste lisible et maîtrisée.</w:t>
-      </w:r>
-    </w:p>
-    <w:p>
-      <w:pPr>
-        <w:pStyle w:val="ListParagraph"/>
-        <w:numPr>
-          <w:ilvl w:val="0"/>
-          <w:numId w:val="2"/>
-        </w:numPr>
-        <w:spacing w:after="80"/>
-      </w:pPr>
-      <w:r>
-        <w:t xml:space="preserve">La revue diffuse la connaissance de la CI : si une seule personne touche au .gitlab-ci.yml, elle en est le point de défaillance unique (bus factor). Reviewer les changements de CI fait que plusieurs personnes la comprennent. La revue est un transfert de connaissance autant qu’un contrôle.</w:t>
-      </w:r>
-    </w:p>
-    <w:p>
-      <w:pPr>
-        <w:pStyle w:val="ListParagraph"/>
-        <w:numPr>
-          <w:ilvl w:val="0"/>
-          <w:numId w:val="2"/>
-        </w:numPr>
-        <w:spacing w:after="80"/>
-      </w:pPr>
-      <w:r>
-        <w:t xml:space="preserve">C’est cohérent avec tout ce qu’on a déjà posé : on a interdit le push direct sur main (#93), on fait tout passer par MR. Le .gitlab-ci.yml ne fait pas exception — l’en exclure serait incohérent. Traiter la CI comme du code, c’est appliquer une règle déjà établie à un fichier qu’on oubliait.</w:t>
+        <w:t xml:space="preserve">Le.gitlab-ci.yml est du code critique : il gouverne comment le projet se construit, se teste et se déploie. Une erreur dedans casse le pipeline de toute la squad, ou pire, déploie mal. Il mérite donc au moins autant de soin que le code applicatif — le reviewer n’est pas du zèle, c’est de la prudence proportionnée à son pouvoir.</w:t>
+      </w:r>
+    </w:p>
+    <w:p>
+      <w:pPr>
+        <w:pStyle w:val="ListParagraph"/>
+        <w:numPr>
+          <w:ilvl w:val="0"/>
+          <w:numId w:val="2"/>
+        </w:numPr>
+        <w:spacing w:after="80"/>
+      </w:pPr>
+      <w:r>
+        <w:t xml:space="preserve">Modifié en direct, il dérive et devient illisible : sans MR ni revue, le.gitlab-ci.yml accumule des bidouilles non documentées, comprises de personne. Le passer par MR rend chaque changement visible, expliqué, validé — la CI reste lisible et maîtrisée.</w:t>
+      </w:r>
+    </w:p>
+    <w:p>
+      <w:pPr>
+        <w:pStyle w:val="ListParagraph"/>
+        <w:numPr>
+          <w:ilvl w:val="0"/>
+          <w:numId w:val="2"/>
+        </w:numPr>
+        <w:spacing w:after="80"/>
+      </w:pPr>
+      <w:r>
+        <w:t xml:space="preserve">La revue diffuse la connaissance de la CI : si une seule personne touche au.gitlab-ci.yml, elle en est le point de défaillance unique (bus factor). Reviewer les changements de CI fait que plusieurs personnes la comprennent. La revue est un transfert de connaissance autant qu’un contrôle.</w:t>
+      </w:r>
+    </w:p>
+    <w:p>
+      <w:pPr>
+        <w:pStyle w:val="ListParagraph"/>
+        <w:numPr>
+          <w:ilvl w:val="0"/>
+          <w:numId w:val="2"/>
+        </w:numPr>
+        <w:spacing w:after="80"/>
+      </w:pPr>
+      <w:r>
+        <w:t xml:space="preserve">C’est cohérent avec tout ce qu’on a déjà posé : on a interdit le push direct sur main, on fait tout passer par MR. Le.gitlab-ci.yml ne fait pas exception — l’en exclure serait incohérent. Traiter la CI comme du code, c’est appliquer une règle déjà établie à un fichier qu’on oubliait.</w:t>
       </w:r>
     </w:p>
     <w:p>
@@ -574,7 +574,7 @@
         <w:spacing w:after="80"/>
       </w:pPr>
       <w:r>
-        <w:t xml:space="preserve">Faire passer toute modification de CI par une MR : plus de modification en direct du .gitlab-ci.yml sur main — chaque changement passe par une branche, une MR, une revue, exactement comme le code (cf. #93). La protection de branche l’impose déjà ; on l’assume pour la CI.</w:t>
+        <w:t xml:space="preserve">Faire passer toute modification de CI par une MR : plus de modification en direct du.gitlab-ci.yml sur main — chaque changement passe par une branche, une MR, une revue, exactement comme le code (cf.). La protection de branche l’impose déjà ; on l’assume pour la CI.</w:t>
       </w:r>
     </w:p>
     <w:p>
@@ -600,20 +600,20 @@
         <w:spacing w:after="80"/>
       </w:pPr>
       <w:r>
-        <w:t xml:space="preserve">Profiter du fait que la CI se teste elle-même en MR : modifier le .gitlab-ci.yml dans une MR déclenche le pipeline modifié sur la branche — on VOIT le résultat avant de merger. C’est un atout : la revue de CI est appuyée par une exécution réelle. (Le #130 approfondira ce test avant merge.)</w:t>
-      </w:r>
-    </w:p>
-    <w:p>
-      <w:pPr>
-        <w:pStyle w:val="ListParagraph"/>
-        <w:numPr>
-          <w:ilvl w:val="0"/>
-          <w:numId w:val="2"/>
-        </w:numPr>
-        <w:spacing w:after="80"/>
-      </w:pPr>
-      <w:r>
-        <w:t xml:space="preserve">Documenter les parties non évidentes : un .gitlab-ci.yml peut contenir des subtilités (règles de déclenchement, variables). Un commentaire qui explique le pourquoi aide les futurs relecteurs. La Cis se documente comme du code.</w:t>
+        <w:t xml:space="preserve">Profiter du fait que la CI se teste elle-même en MR : modifier le.gitlab-ci.yml dans une MR déclenche le pipeline modifié sur la branche — on VOIT le résultat avant de merger. C’est un atout : la revue de CI est appuyée par une exécution réelle. (Le tester la CI avant de merger dans main approfondira ce test avant merge.)</w:t>
+      </w:r>
+    </w:p>
+    <w:p>
+      <w:pPr>
+        <w:pStyle w:val="ListParagraph"/>
+        <w:numPr>
+          <w:ilvl w:val="0"/>
+          <w:numId w:val="2"/>
+        </w:numPr>
+        <w:spacing w:after="80"/>
+      </w:pPr>
+      <w:r>
+        <w:t xml:space="preserve">Documenter les parties non évidentes : un.gitlab-ci.yml peut contenir des subtilités (règles de déclenchement, variables). Un commentaire qui explique le pourquoi aide les futurs relecteurs. La Cis se documente comme du code.</w:t>
       </w:r>
     </w:p>
     <w:p>
@@ -629,7 +629,7 @@
         <w:spacing w:after="120"/>
       </w:pPr>
       <w:r>
-        <w:t xml:space="preserve">À la sortie, la squad traite son .gitlab-ci.yml comme du code : toute modification passe désormais par une MR reviewée, jamais en direct sur main, avec les bons réflexes de revue (pourquoi, impact, performance) et en profitant du pipeline qui se teste lui-même sur la branche. La CI cesse de dériver en bidouilles d’une seule personne : elle est maintenue, lisible, comprise de plusieurs. La mesure « CI versionnée » du hub gagne sa dimension « maintenue » — le fichier n’est plus seulement présent, il évolue sous contrôle. Le bus factor de la CI s’améliore.</w:t>
+        <w:t xml:space="preserve">À la sortie, la squad traite son.gitlab-ci.yml comme du code : toute modification passe désormais par une MR reviewée, jamais en direct sur main, avec les bons réflexes de revue (pourquoi, impact, performance) et en profitant du pipeline qui se teste lui-même sur la branche. La CI cesse de dériver en bidouilles d’une seule personne : elle est maintenue, lisible, comprise de plusieurs. La mesure « CI versionnée » du hub gagne sa dimension « maintenue » — le fichier n’est plus seulement présent, il évolue sous contrôle. Le bus factor de la CI s’améliore.</w:t>
       </w:r>
     </w:p>
     <w:p>
@@ -662,7 +662,7 @@
         <w:spacing w:after="80"/>
       </w:pPr>
       <w:r>
-        <w:t xml:space="preserve">Zone « CI par MR » — la règle : toute modif du .gitlab-ci.yml passe par une MR (cf. #93).</w:t>
+        <w:t xml:space="preserve">Zone « CI par MR » — la règle : toute modif du.gitlab-ci.yml passe par une MR (cf.).</w:t>
       </w:r>
     </w:p>
     <w:p>
@@ -729,7 +729,7 @@
         <w:t xml:space="preserve">(5 min) Cadrage</w:t>
       </w:r>
       <w:r>
-        <w:t xml:space="preserve"> — l’animateur pose le changement de regard : le .gitlab-ci.yml est du code critique, il se review.</w:t>
+        <w:t xml:space="preserve"> — l’animateur pose le changement de regard : le.gitlab-ci.yml est du code critique, il se review.</w:t>
       </w:r>
     </w:p>
     <w:p>
@@ -749,7 +749,7 @@
         <w:t xml:space="preserve">(10 min) Acter la règle CI par MR</w:t>
       </w:r>
       <w:r>
-        <w:t xml:space="preserve"> — plus de modif en direct ; tout passe par MR, comme le code (#93).</w:t>
+        <w:t xml:space="preserve"> — plus de modif en direct ; tout passe par MR, comme le code.</w:t>
       </w:r>
     </w:p>
     <w:p>
@@ -830,7 +830,7 @@
         <w:spacing w:after="80"/>
       </w:pPr>
       <w:r>
-        <w:t xml:space="preserve">La règle actée : toute modification de CI passe par une MR reviewée (cf. #93).</w:t>
+        <w:t xml:space="preserve">La règle actée : toute modification de CI passe par une MR reviewée (cf.).</w:t>
       </w:r>
     </w:p>
     <w:p>
@@ -885,7 +885,7 @@
         <w:spacing w:after="120"/>
       </w:pPr>
       <w:r>
-        <w:t xml:space="preserve">La CI est maintenant maintenue comme du code. La suite : #129 (factoriser via templates partagés pour éviter la duplication entre projets), #130 (tester la CI sur branche avant merge — approfondissement du test déjà entrevu ici). La rigueur de revue posée ici rend ces évolutions sûres.</w:t>
+        <w:t xml:space="preserve">La CI est maintenant maintenue comme du code. La suite : (factoriser via templates partagés pour éviter la duplication entre projets), (tester la CI sur branche avant merge — approfondissement du test déjà entrevu ici). La rigueur de revue posée ici rend ces évolutions sûres.</w:t>
       </w:r>
     </w:p>
     <w:p>
@@ -901,7 +901,7 @@
         <w:spacing w:after="120"/>
       </w:pPr>
       <w:r>
-        <w:t xml:space="preserve">La squad traite son .gitlab-ci.yml comme du code : toute modification passe par une MR reviewée (jamais en direct sur main, cf. #93), avec des réflexes de revue propres à la CI, et en exploitant le pipeline qui se teste sur la branche. La CI ne dérive plus en bidouilles : elle est maintenue, lisible et comprise de plusieurs, améliorant son bus factor. La mesure « CI versionnée » du hub gagne sa dimension « maintenue ». La question P05 progresse vers sa systématisation : la CI n’est plus seulement présente, elle est entretenue avec la rigueur du code.</w:t>
+        <w:t xml:space="preserve">La squad traite son.gitlab-ci.yml comme du code : toute modification passe par une MR reviewée (jamais en direct sur main, cf.), avec des réflexes de revue propres à la CI, et en exploitant le pipeline qui se teste sur la branche. La CI ne dérive plus en bidouilles : elle est maintenue, lisible et comprise de plusieurs, améliorant son bus factor. La mesure « CI versionnée » du hub gagne sa dimension « maintenue ». La question P05 progresse vers sa systématisation : la CI n’est plus seulement présente, elle est entretenue avec la rigueur du code.</w:t>
       </w:r>
     </w:p>
     <w:sectPr>
